--- a/项目相关/软件著作权/专利申请/专利申请技术交底书-AI教学模型自动推荐方法.docx
+++ b/项目相关/软件著作权/专利申请/专利申请技术交底书-AI教学模型自动推荐方法.docx
@@ -41,7 +41,7 @@
       </w:pPr>
       <w:r>
         <w:rPr/>
-        <w:t xml:space="preserve">基于多维输入的 AI 教学模型自动推荐方法</w:t>
+        <w:t xml:space="preserve">基于多维输入的 AI 教学模型自动推荐流程构建方法</w:t>
       </w:r>
     </w:p>
     <w:p>
@@ -60,7 +60,7 @@
       </w:pPr>
       <w:r>
         <w:rPr/>
-        <w:t xml:space="preserve">本发明属于医学教育与人工智能交叉技术领域，具体涉及一种基于大语言模型（Large Language Model, LLM）的教学模型自动推荐方法，用于根据教学目标、学情层次和病例特征三个维度的输入信息，自动为临床教师推荐最优教学模型并输出备选方案对比分析。</w:t>
+        <w:t xml:space="preserve">本发明属于医学教育与人工智能交叉技术领域，具体涉及一种基于大语言模型（Large Language Model, LLM）的教学模型自动推荐流程构建方法，通过构建多阶段串行、以结构化数据对象为阶段间契约的自动化工件流，根据教学目标、学情层次和病例特征三个维度的输入信息，自动为临床教师推荐最优教学模型、输出备选方案对比分析，并将推荐结果无缝衔接到教案生成流程。</w:t>
       </w:r>
     </w:p>
     <w:p>
@@ -559,6 +559,15 @@
     </w:p>
     <w:p>
       <w:pPr>
+        <w:spacing w:lineRule="auto"/>
+      </w:pPr>
+      <w:r>
+        <w:rPr/>
+        <w:t xml:space="preserve">此外，现有LLM应用方案普遍停留在"单次提示词调用"层面：各业务环节之间缺乏统一的数据对象契约，AI输出依赖人工转录传递至下游，中间结果不落库，流程中断后只能整体重来，切换输入后残留状态污染新流程。这种碎片化的集成方式使AI能力难以嵌入业务流程形成稳定闭环，也无法为教学决策提供可追踪、可审计的处理链路。</w:t>
+      </w:r>
+    </w:p>
+    <w:p>
+      <w:pPr>
         <w:pStyle w:val="Heading3"/>
         <w:spacing w:lineRule="auto"/>
       </w:pPr>
@@ -647,25 +656,34 @@
       </w:pPr>
       <w:r>
         <w:rPr/>
-        <w:t xml:space="preserve">本申请实施例的主要目的在于提供一种基于多维输入的AI教学模型自动推荐方法，通过构建"教学目标—学情—病例特征"三元输入到"最优教学模型"的智能映射，采用Prompt模板引擎+LLM语义推理的架构，实现教学模型的自动推荐、多模型横向比较和推荐结果到教案生成的无缝衔接，将教学模型选择从"教师主观经验判断"提升为"AI智能推荐+教师优选确认"的辅助决策模式。</w:t>
-      </w:r>
-    </w:p>
-    <w:p>
-      <w:pPr>
-        <w:spacing w:lineRule="auto"/>
-      </w:pPr>
-      <w:r>
-        <w:rPr/>
-        <w:t xml:space="preserve">教学模型选择的核心难题在于多维异构输入的联合建模。教师提供的三类信息性质迥异——学情层次是结构化枚举值、教学方向是多选标签、教学目的则是自由文本——这些数据缺乏天然的联合编码方式。传统纯规则引擎面临组合爆炸（5个模型×5级学情×N种病例类型），而简单关键词匹配又无法理解"急性"与"急诊"之间隐含的"需快速决策"这一语义信号。本发明在三元输入和五类教学模型之间架设了LLM语义推理层：将教学目标、学情和病例特征统一组装为结构化Prompt上下文，借助大语言模型的跨维度权衡能力实现从多维输入到最优模型的端到端推荐。</w:t>
-      </w:r>
-    </w:p>
-    <w:p>
-      <w:pPr>
-        <w:spacing w:lineRule="auto"/>
-      </w:pPr>
-      <w:r>
-        <w:rPr/>
-        <w:t xml:space="preserve">推荐结果的可解释性与教师的决策参与构成了另一个关键需求。现有方案中，AI推荐往往以"黑箱"方式给出单一结论，教师无从了解推理依据，也无法将推荐结果与下游的教案生成环节自动衔接。本发明设计了首推模型（附推荐理由和适用场景分析）+备选模型列表（含对比说明）+分析摘要的三层输出结构，使推荐过程透明可追溯；同时，教师始终保留手动选择任意模型的权限，教师确认的教学模型名称自动注入教案生成管线的提示词变量映射表，生成失败可一键重试，切换病例或数据源时自动重置推荐与生成状态。这一设计将AI定位为"辅助决策工具"而非"替代决策的权威"，推荐—确认—生成三者无缝串联。</w:t>
+        <w:t xml:space="preserve">本申请实施例的主要目的在于提供一种AI教学模型自动推荐流程的构建方法，解决现有大语言模型应用以"单次提示词调用"形态嵌入业务系统所造成的流程构建缺陷：各业务环节彼此孤立、环节之间缺乏统一的数据对象契约、AI输出依赖人工转录传递至下游、中间结果不落库、流程中断后只能整体重来、切换输入后残留状态污染新流程。本发明将教学模型推荐过程构建为"采集组装—语义推理—展示确认—生成衔接"四个串行阶段，以推荐请求对象、推荐结果对象、确认结果对象与生成请求对象四类结构化数据对象作为阶段间的输入输出契约，配合状态持久化、失败定位与降级重试、切换输入状态重置等机制，构成可编排、可恢复、可审计的自动化工件流，使AI能力整体嵌入教案生成业务流程并形成稳定闭环。</w:t>
+      </w:r>
+    </w:p>
+    <w:p>
+      <w:pPr>
+        <w:spacing w:lineRule="auto"/>
+      </w:pPr>
+      <w:r>
+        <w:rPr/>
+        <w:t xml:space="preserve">现有技术在教学模型选择与AI应用层面主要存在以下技术缺陷：其一，缺乏整体执行流程的组织方法，教学模型推荐、教师确认与教案生成是相互独立的环节，步骤之间没有定义输入输出的数据关联，推荐结论依赖人工转录才能进入下游环节，环节衔接的可靠性与一致性无法保证；其二，中间结果不落库，流程中断后无法从断点恢复，只能整体重来；其三，切换病例或数据源后残留状态未清理，前一次流程的推荐结果与已选模型会污染新流程。本发明通过定义四类数据对象并编排贯穿四个阶段的串行流程，使每一步骤的输出对象直接作为下一步骤的输入对象，中间状态全部落库可追踪，任一环节失败均可定位到具体阶段并降级恢复，切换输入时整体重置流程状态，从流程构建层面消除上述缺陷。</w:t>
+      </w:r>
+    </w:p>
+    <w:p>
+      <w:pPr>
+        <w:spacing w:lineRule="auto"/>
+      </w:pPr>
+      <w:r>
+        <w:rPr/>
+        <w:t xml:space="preserve">教学模型选择还面临多维异构输入联合建模的困难。教师提供的三类信息性质迥异——学情层次是结构化枚举值、教学方向是多选标签、教学目的则是自由文本——缺乏天然的联合编码方式；传统纯规则引擎面临组合爆炸（5个模型×5级学情×N种病例类型），而简单关键词匹配又无法理解"急性"与"急诊"之间隐含的"需快速决策"这一语义信号。本发明在采集组装阶段将三元输入封装为统一结构的推荐请求数据对象（病例资料文本、学情枚举、教学方向、教学目的、知识范围等字段），由语义推理阶段的大语言模型一次性消费该数据对象，借助模型的跨维度权衡能力完成从多维输入到最优模型的映射；提示词模板与拼接规则作为该数据对象的内容载荷设计，服务于数据对象的组装与消费，不构成独立于流程之外的发明内容。</w:t>
+      </w:r>
+    </w:p>
+    <w:p>
+      <w:pPr>
+        <w:spacing w:lineRule="auto"/>
+      </w:pPr>
+      <w:r>
+        <w:rPr/>
+        <w:t xml:space="preserve">推荐结果的可解释性与教师的决策参与构成了另一个技术问题：现有方案中AI推荐以"黑箱"方式给出单一结论，教师无从了解推理依据，推荐结果也无法与下游教案生成环节自动衔接。本发明在展示确认阶段将推荐结果解析为结构化数据对象——首推模型（附推荐理由与适用场景）、备选模型列表（含对比说明）与分析摘要，使推理过程透明可追溯；教师确认后，系统将所选模型标识固化为确认结果数据对象，再由生成衔接阶段依据该对象构造生成请求数据对象（变量映射表）注入教案生成管线，生成失败可依据持久化状态一键重试，切换病例或数据源时自动重置流程状态。推荐、确认与生成通过数据对象契约无缝串联，AI定位为"辅助决策工具"而非"替代决策的权威"。</w:t>
       </w:r>
     </w:p>
     <w:p>
@@ -690,11 +708,11 @@
         <w:rPr>
           <w:b/>
         </w:rPr>
-        <w:t xml:space="preserve">多维输入+LLM语义推理的智能推荐方法</w:t>
-      </w:r>
-      <w:r>
-        <w:rPr/>
-        <w:t xml:space="preserve">，通过多维输入采集、Prompt模板引擎和LLM语义推理层的三层架构，实现从三元输入到结构化推荐输出的完整管线。</w:t>
+        <w:t xml:space="preserve">AI教学模型自动推荐流程的构建方法</w:t>
+      </w:r>
+      <w:r>
+        <w:rPr/>
+        <w:t xml:space="preserve">，方法的核心在于流程本身的构建方式，而非单一环节的内容设计：将推荐过程划分为"采集组装—语义推理—展示确认—生成衔接"四个串行阶段，为每个阶段定义明确的数据对象输入与输出（推荐请求对象→推荐结果对象→确认结果对象→生成请求对象），阶段间仅通过数据对象契约传递信息、不依赖人工转录；各阶段输出对象持久化落库，任一环节失败可定位到具体阶段并降级重试，切换输入时整体重置流程状态。在此基础上，以Prompt模板引擎与LLM语义推理作为语义推理阶段内的执行载体，其模板内容与拼接规则属于流程数据载荷的工程实现，随流程数据模型统一配置管理。</w:t>
       </w:r>
     </w:p>
     <w:p>
@@ -757,6 +775,566 @@
         <w:rPr>
           <w:b/>
         </w:rPr>
+        <w:t xml:space="preserve">总体执行流程</w:t>
+      </w:r>
+      <w:r>
+        <w:rPr/>
+        <w:t xml:space="preserve">：本发明方法按以下方式组织各步骤——S101为流程起点，采集三类输入并组装推荐提示词，输出结构化推荐请求；S102承接S101的输出，执行LLM语义推理并将模型返回的文本解析为结构化推荐结果；S103以S102输出的推荐结果驱动前端展示，将教师确认结果固化为教学模型标识；S104将S103输出的教学模型标识注入教案生成管线，输出教案生成请求并驱动教案生成流程；S105为贯穿S101至S104的并行支撑步骤，负责AI生成来源标识与患者信息保护。</w:t>
+      </w:r>
+    </w:p>
+    <w:p>
+      <w:pPr>
+        <w:spacing w:lineRule="auto"/>
+      </w:pPr>
+      <w:r>
+        <w:rPr>
+          <w:b/>
+        </w:rPr>
+        <w:t xml:space="preserve">数据对象契约定义</w:t>
+      </w:r>
+      <w:r>
+        <w:rPr/>
+        <w:t xml:space="preserve">：本流程在阶段之间传递四类结构化数据对象（对应程序中的DTO定义），各对象的字段结构如下——推荐请求对象（ModelRecommendRequest）：病例标识、学情枚举值、教学方向列表、教学目的文本、知识范围、组装完成的完整推荐提示词，由S101输出；推荐结果对象（ModelRecommendResponse）：首推模型（名称、分段推荐理由、适用场景列表）、备选模型列表（2至3个，各含名称、对比说明、适用场景列表）、分析摘要，由S102输出；确认结果对象（ModelConfirmRequest）：教学模型标识teachingModel、推荐结果引用标识、确认时间，由S103输出并持久化；生成请求对象（PlanGenerateRequest）：teachingModel与病例摘要、学情、教学方向、教学目的、知识范围组成的变量映射表，由S104输出并驱动教案生成管线。四类对象均以结构化字段定义并随流程状态持久化，下游阶段只消费上游阶段输出的对象实例，从而保证步骤间输入输出的确定关联。</w:t>
+      </w:r>
+    </w:p>
+    <w:p>
+      <w:pPr>
+        <w:spacing w:lineRule="auto"/>
+      </w:pPr>
+      <w:r>
+        <w:rPr/>
+        <w:t xml:space="preserve">各步骤间的数据衔接关系如下，数据对象在步骤间流转并落库，构成完整的自动化工件流：</w:t>
+      </w:r>
+    </w:p>
+    <w:tbl>
+      <w:tblPr>
+        <w:tblBorders>
+          <w:top w:val="single" w:sz="2" w:space="0" w:color="000000"/>
+          <w:bottom w:val="single" w:sz="2" w:space="0" w:color="000000"/>
+          <w:left w:val="single" w:sz="2" w:space="0" w:color="000000"/>
+          <w:right w:val="single" w:sz="2" w:space="0" w:color="000000"/>
+        </w:tblBorders>
+        <w:tblCellSpacing w:w="0" w:type="dxa"/>
+        <w:tblCellMar>
+          <w:top w:type="dxa" w:w="80"/>
+          <w:bottom w:type="dxa" w:w="80"/>
+          <w:left w:type="dxa" w:w="160"/>
+          <w:right w:type="dxa" w:w="160"/>
+        </w:tblCellMar>
+        <w:jc w:val="center"/>
+      </w:tblPr>
+      <w:tblGrid>
+        <w:gridCol w:w="2160"/>
+        <w:gridCol w:w="2160"/>
+        <w:gridCol w:w="2160"/>
+        <w:gridCol w:w="2160"/>
+      </w:tblGrid>
+      <w:tr>
+        <w:trPr/>
+        <w:tc>
+          <w:tcPr>
+            <w:tcBorders>
+              <w:top w:val="single" w:sz="1" w:space="0" w:color="000000"/>
+              <w:bottom w:val="single" w:sz="1" w:space="0" w:color="000000"/>
+              <w:left w:val="single" w:sz="1" w:space="0" w:color="000000"/>
+              <w:right w:val="single" w:sz="1" w:space="0" w:color="000000"/>
+            </w:tcBorders>
+          </w:tcPr>
+          <w:p>
+            <w:pPr>
+              <w:spacing w:lineRule="auto"/>
+            </w:pPr>
+            <w:r>
+              <w:rPr/>
+              <w:t xml:space="preserve">步骤</w:t>
+            </w:r>
+          </w:p>
+        </w:tc>
+        <w:tc>
+          <w:tcPr>
+            <w:tcBorders>
+              <w:top w:val="single" w:sz="1" w:space="0" w:color="000000"/>
+              <w:bottom w:val="single" w:sz="1" w:space="0" w:color="000000"/>
+              <w:left w:val="single" w:sz="1" w:space="0" w:color="000000"/>
+              <w:right w:val="single" w:sz="1" w:space="0" w:color="000000"/>
+            </w:tcBorders>
+          </w:tcPr>
+          <w:p>
+            <w:pPr>
+              <w:spacing w:lineRule="auto"/>
+            </w:pPr>
+            <w:r>
+              <w:rPr/>
+              <w:t xml:space="preserve">输入数据</w:t>
+            </w:r>
+          </w:p>
+        </w:tc>
+        <w:tc>
+          <w:tcPr>
+            <w:tcBorders>
+              <w:top w:val="single" w:sz="1" w:space="0" w:color="000000"/>
+              <w:bottom w:val="single" w:sz="1" w:space="0" w:color="000000"/>
+              <w:left w:val="single" w:sz="1" w:space="0" w:color="000000"/>
+              <w:right w:val="single" w:sz="1" w:space="0" w:color="000000"/>
+            </w:tcBorders>
+          </w:tcPr>
+          <w:p>
+            <w:pPr>
+              <w:spacing w:lineRule="auto"/>
+            </w:pPr>
+            <w:r>
+              <w:rPr/>
+              <w:t xml:space="preserve">处理内容</w:t>
+            </w:r>
+          </w:p>
+        </w:tc>
+        <w:tc>
+          <w:tcPr>
+            <w:tcBorders>
+              <w:top w:val="single" w:sz="1" w:space="0" w:color="000000"/>
+              <w:bottom w:val="single" w:sz="1" w:space="0" w:color="000000"/>
+              <w:left w:val="single" w:sz="1" w:space="0" w:color="000000"/>
+              <w:right w:val="single" w:sz="1" w:space="0" w:color="000000"/>
+            </w:tcBorders>
+          </w:tcPr>
+          <w:p>
+            <w:pPr>
+              <w:spacing w:lineRule="auto"/>
+            </w:pPr>
+            <w:r>
+              <w:rPr/>
+              <w:t xml:space="preserve">输出数据</w:t>
+            </w:r>
+          </w:p>
+        </w:tc>
+      </w:tr>
+      <w:tblGrid>
+        <w:gridCol w:w="2160"/>
+        <w:gridCol w:w="2160"/>
+        <w:gridCol w:w="2160"/>
+        <w:gridCol w:w="2160"/>
+      </w:tblGrid>
+      <w:tr>
+        <w:trPr/>
+        <w:tc>
+          <w:tcPr>
+            <w:tcBorders>
+              <w:top w:val="single" w:sz="1" w:space="0" w:color="000000"/>
+              <w:bottom w:val="single" w:sz="1" w:space="0" w:color="000000"/>
+              <w:left w:val="single" w:sz="1" w:space="0" w:color="000000"/>
+              <w:right w:val="single" w:sz="1" w:space="0" w:color="000000"/>
+            </w:tcBorders>
+          </w:tcPr>
+          <w:p>
+            <w:pPr>
+              <w:spacing w:lineRule="auto"/>
+            </w:pPr>
+            <w:r>
+              <w:rPr/>
+              <w:t xml:space="preserve">S101</w:t>
+            </w:r>
+          </w:p>
+        </w:tc>
+        <w:tc>
+          <w:tcPr>
+            <w:tcBorders>
+              <w:top w:val="single" w:sz="1" w:space="0" w:color="000000"/>
+              <w:bottom w:val="single" w:sz="1" w:space="0" w:color="000000"/>
+              <w:left w:val="single" w:sz="1" w:space="0" w:color="000000"/>
+              <w:right w:val="single" w:sz="1" w:space="0" w:color="000000"/>
+            </w:tcBorders>
+          </w:tcPr>
+          <w:p>
+            <w:pPr>
+              <w:spacing w:lineRule="auto"/>
+            </w:pPr>
+            <w:r>
+              <w:rPr/>
+              <w:t xml:space="preserve">病例标识、学情枚举值、教学目标（方向/目的/知识范围）</w:t>
+            </w:r>
+          </w:p>
+        </w:tc>
+        <w:tc>
+          <w:tcPr>
+            <w:tcBorders>
+              <w:top w:val="single" w:sz="1" w:space="0" w:color="000000"/>
+              <w:bottom w:val="single" w:sz="1" w:space="0" w:color="000000"/>
+              <w:left w:val="single" w:sz="1" w:space="0" w:color="000000"/>
+              <w:right w:val="single" w:sz="1" w:space="0" w:color="000000"/>
+            </w:tcBorders>
+          </w:tcPr>
+          <w:p>
+            <w:pPr>
+              <w:spacing w:lineRule="auto"/>
+            </w:pPr>
+            <w:r>
+              <w:rPr/>
+              <w:t xml:space="preserve">查询脱敏病例资料、加载模板、拼接提示词</w:t>
+            </w:r>
+          </w:p>
+        </w:tc>
+        <w:tc>
+          <w:tcPr>
+            <w:tcBorders>
+              <w:top w:val="single" w:sz="1" w:space="0" w:color="000000"/>
+              <w:bottom w:val="single" w:sz="1" w:space="0" w:color="000000"/>
+              <w:left w:val="single" w:sz="1" w:space="0" w:color="000000"/>
+              <w:right w:val="single" w:sz="1" w:space="0" w:color="000000"/>
+            </w:tcBorders>
+          </w:tcPr>
+          <w:p>
+            <w:pPr>
+              <w:spacing w:lineRule="auto"/>
+            </w:pPr>
+            <w:r>
+              <w:rPr/>
+              <w:t xml:space="preserve">完整推荐提示词、推荐请求上下文</w:t>
+            </w:r>
+          </w:p>
+        </w:tc>
+      </w:tr>
+      <w:tr>
+        <w:trPr/>
+        <w:tc>
+          <w:tcPr>
+            <w:tcBorders>
+              <w:top w:val="single" w:sz="1" w:space="0" w:color="000000"/>
+              <w:bottom w:val="single" w:sz="1" w:space="0" w:color="000000"/>
+              <w:left w:val="single" w:sz="1" w:space="0" w:color="000000"/>
+              <w:right w:val="single" w:sz="1" w:space="0" w:color="000000"/>
+            </w:tcBorders>
+          </w:tcPr>
+          <w:p>
+            <w:pPr>
+              <w:spacing w:lineRule="auto"/>
+            </w:pPr>
+            <w:r>
+              <w:rPr/>
+              <w:t xml:space="preserve">S102</w:t>
+            </w:r>
+          </w:p>
+        </w:tc>
+        <w:tc>
+          <w:tcPr>
+            <w:tcBorders>
+              <w:top w:val="single" w:sz="1" w:space="0" w:color="000000"/>
+              <w:bottom w:val="single" w:sz="1" w:space="0" w:color="000000"/>
+              <w:left w:val="single" w:sz="1" w:space="0" w:color="000000"/>
+              <w:right w:val="single" w:sz="1" w:space="0" w:color="000000"/>
+            </w:tcBorders>
+          </w:tcPr>
+          <w:p>
+            <w:pPr>
+              <w:spacing w:lineRule="auto"/>
+            </w:pPr>
+            <w:r>
+              <w:rPr/>
+              <w:t xml:space="preserve">完整推荐提示词</w:t>
+            </w:r>
+          </w:p>
+        </w:tc>
+        <w:tc>
+          <w:tcPr>
+            <w:tcBorders>
+              <w:top w:val="single" w:sz="1" w:space="0" w:color="000000"/>
+              <w:bottom w:val="single" w:sz="1" w:space="0" w:color="000000"/>
+              <w:left w:val="single" w:sz="1" w:space="0" w:color="000000"/>
+              <w:right w:val="single" w:sz="1" w:space="0" w:color="000000"/>
+            </w:tcBorders>
+          </w:tcPr>
+          <w:p>
+            <w:pPr>
+              <w:spacing w:lineRule="auto"/>
+            </w:pPr>
+            <w:r>
+              <w:rPr/>
+              <w:t xml:space="preserve">模板加载、LLM流式调用、Markdown解析</w:t>
+            </w:r>
+          </w:p>
+        </w:tc>
+        <w:tc>
+          <w:tcPr>
+            <w:tcBorders>
+              <w:top w:val="single" w:sz="1" w:space="0" w:color="000000"/>
+              <w:bottom w:val="single" w:sz="1" w:space="0" w:color="000000"/>
+              <w:left w:val="single" w:sz="1" w:space="0" w:color="000000"/>
+              <w:right w:val="single" w:sz="1" w:space="0" w:color="000000"/>
+            </w:tcBorders>
+          </w:tcPr>
+          <w:p>
+            <w:pPr>
+              <w:spacing w:lineRule="auto"/>
+            </w:pPr>
+            <w:r>
+              <w:rPr/>
+              <w:t xml:space="preserve">结构化推荐结果（首推/备选/摘要）</w:t>
+            </w:r>
+          </w:p>
+        </w:tc>
+      </w:tr>
+      <w:tr>
+        <w:trPr/>
+        <w:tc>
+          <w:tcPr>
+            <w:tcBorders>
+              <w:top w:val="single" w:sz="1" w:space="0" w:color="000000"/>
+              <w:bottom w:val="single" w:sz="1" w:space="0" w:color="000000"/>
+              <w:left w:val="single" w:sz="1" w:space="0" w:color="000000"/>
+              <w:right w:val="single" w:sz="1" w:space="0" w:color="000000"/>
+            </w:tcBorders>
+          </w:tcPr>
+          <w:p>
+            <w:pPr>
+              <w:spacing w:lineRule="auto"/>
+            </w:pPr>
+            <w:r>
+              <w:rPr/>
+              <w:t xml:space="preserve">S103</w:t>
+            </w:r>
+          </w:p>
+        </w:tc>
+        <w:tc>
+          <w:tcPr>
+            <w:tcBorders>
+              <w:top w:val="single" w:sz="1" w:space="0" w:color="000000"/>
+              <w:bottom w:val="single" w:sz="1" w:space="0" w:color="000000"/>
+              <w:left w:val="single" w:sz="1" w:space="0" w:color="000000"/>
+              <w:right w:val="single" w:sz="1" w:space="0" w:color="000000"/>
+            </w:tcBorders>
+          </w:tcPr>
+          <w:p>
+            <w:pPr>
+              <w:spacing w:lineRule="auto"/>
+            </w:pPr>
+            <w:r>
+              <w:rPr/>
+              <w:t xml:space="preserve">结构化推荐结果</w:t>
+            </w:r>
+          </w:p>
+        </w:tc>
+        <w:tc>
+          <w:tcPr>
+            <w:tcBorders>
+              <w:top w:val="single" w:sz="1" w:space="0" w:color="000000"/>
+              <w:bottom w:val="single" w:sz="1" w:space="0" w:color="000000"/>
+              <w:left w:val="single" w:sz="1" w:space="0" w:color="000000"/>
+              <w:right w:val="single" w:sz="1" w:space="0" w:color="000000"/>
+            </w:tcBorders>
+          </w:tcPr>
+          <w:p>
+            <w:pPr>
+              <w:spacing w:lineRule="auto"/>
+            </w:pPr>
+            <w:r>
+              <w:rPr/>
+              <w:t xml:space="preserve">前端渲染、教师交互、选中状态管理</w:t>
+            </w:r>
+          </w:p>
+        </w:tc>
+        <w:tc>
+          <w:tcPr>
+            <w:tcBorders>
+              <w:top w:val="single" w:sz="1" w:space="0" w:color="000000"/>
+              <w:bottom w:val="single" w:sz="1" w:space="0" w:color="000000"/>
+              <w:left w:val="single" w:sz="1" w:space="0" w:color="000000"/>
+              <w:right w:val="single" w:sz="1" w:space="0" w:color="000000"/>
+            </w:tcBorders>
+          </w:tcPr>
+          <w:p>
+            <w:pPr>
+              <w:spacing w:lineRule="auto"/>
+            </w:pPr>
+            <w:r>
+              <w:rPr/>
+              <w:t xml:space="preserve">教学模型标识teachingModel（持久化）</w:t>
+            </w:r>
+          </w:p>
+        </w:tc>
+      </w:tr>
+      <w:tr>
+        <w:trPr/>
+        <w:tc>
+          <w:tcPr>
+            <w:tcBorders>
+              <w:top w:val="single" w:sz="1" w:space="0" w:color="000000"/>
+              <w:bottom w:val="single" w:sz="1" w:space="0" w:color="000000"/>
+              <w:left w:val="single" w:sz="1" w:space="0" w:color="000000"/>
+              <w:right w:val="single" w:sz="1" w:space="0" w:color="000000"/>
+            </w:tcBorders>
+          </w:tcPr>
+          <w:p>
+            <w:pPr>
+              <w:spacing w:lineRule="auto"/>
+            </w:pPr>
+            <w:r>
+              <w:rPr/>
+              <w:t xml:space="preserve">S104</w:t>
+            </w:r>
+          </w:p>
+        </w:tc>
+        <w:tc>
+          <w:tcPr>
+            <w:tcBorders>
+              <w:top w:val="single" w:sz="1" w:space="0" w:color="000000"/>
+              <w:bottom w:val="single" w:sz="1" w:space="0" w:color="000000"/>
+              <w:left w:val="single" w:sz="1" w:space="0" w:color="000000"/>
+              <w:right w:val="single" w:sz="1" w:space="0" w:color="000000"/>
+            </w:tcBorders>
+          </w:tcPr>
+          <w:p>
+            <w:pPr>
+              <w:spacing w:lineRule="auto"/>
+            </w:pPr>
+            <w:r>
+              <w:rPr/>
+              <w:t xml:space="preserve">teachingModel与病例/学情/目标变量</w:t>
+            </w:r>
+          </w:p>
+        </w:tc>
+        <w:tc>
+          <w:tcPr>
+            <w:tcBorders>
+              <w:top w:val="single" w:sz="1" w:space="0" w:color="000000"/>
+              <w:bottom w:val="single" w:sz="1" w:space="0" w:color="000000"/>
+              <w:left w:val="single" w:sz="1" w:space="0" w:color="000000"/>
+              <w:right w:val="single" w:sz="1" w:space="0" w:color="000000"/>
+            </w:tcBorders>
+          </w:tcPr>
+          <w:p>
+            <w:pPr>
+              <w:spacing w:lineRule="auto"/>
+            </w:pPr>
+            <w:r>
+              <w:rPr/>
+              <w:t xml:space="preserve">变量映射表组装、模型专属模板匹配渲染、教案生成</w:t>
+            </w:r>
+          </w:p>
+        </w:tc>
+        <w:tc>
+          <w:tcPr>
+            <w:tcBorders>
+              <w:top w:val="single" w:sz="1" w:space="0" w:color="000000"/>
+              <w:bottom w:val="single" w:sz="1" w:space="0" w:color="000000"/>
+              <w:left w:val="single" w:sz="1" w:space="0" w:color="000000"/>
+              <w:right w:val="single" w:sz="1" w:space="0" w:color="000000"/>
+            </w:tcBorders>
+          </w:tcPr>
+          <w:p>
+            <w:pPr>
+              <w:spacing w:lineRule="auto"/>
+            </w:pPr>
+            <w:r>
+              <w:rPr/>
+              <w:t xml:space="preserve">教案草稿、生成状态</w:t>
+            </w:r>
+          </w:p>
+        </w:tc>
+      </w:tr>
+      <w:tr>
+        <w:trPr/>
+        <w:tc>
+          <w:tcPr>
+            <w:tcBorders>
+              <w:top w:val="single" w:sz="1" w:space="0" w:color="000000"/>
+              <w:bottom w:val="single" w:sz="1" w:space="0" w:color="000000"/>
+              <w:left w:val="single" w:sz="1" w:space="0" w:color="000000"/>
+              <w:right w:val="single" w:sz="1" w:space="0" w:color="000000"/>
+            </w:tcBorders>
+          </w:tcPr>
+          <w:p>
+            <w:pPr>
+              <w:spacing w:lineRule="auto"/>
+            </w:pPr>
+            <w:r>
+              <w:rPr/>
+              <w:t xml:space="preserve">S105</w:t>
+            </w:r>
+          </w:p>
+        </w:tc>
+        <w:tc>
+          <w:tcPr>
+            <w:tcBorders>
+              <w:top w:val="single" w:sz="1" w:space="0" w:color="000000"/>
+              <w:bottom w:val="single" w:sz="1" w:space="0" w:color="000000"/>
+              <w:left w:val="single" w:sz="1" w:space="0" w:color="000000"/>
+              <w:right w:val="single" w:sz="1" w:space="0" w:color="000000"/>
+            </w:tcBorders>
+          </w:tcPr>
+          <w:p>
+            <w:pPr>
+              <w:spacing w:lineRule="auto"/>
+            </w:pPr>
+            <w:r>
+              <w:rPr/>
+              <w:t xml:space="preserve">各步骤输出</w:t>
+            </w:r>
+          </w:p>
+        </w:tc>
+        <w:tc>
+          <w:tcPr>
+            <w:tcBorders>
+              <w:top w:val="single" w:sz="1" w:space="0" w:color="000000"/>
+              <w:bottom w:val="single" w:sz="1" w:space="0" w:color="000000"/>
+              <w:left w:val="single" w:sz="1" w:space="0" w:color="000000"/>
+              <w:right w:val="single" w:sz="1" w:space="0" w:color="000000"/>
+            </w:tcBorders>
+          </w:tcPr>
+          <w:p>
+            <w:pPr>
+              <w:spacing w:lineRule="auto"/>
+            </w:pPr>
+            <w:r>
+              <w:rPr/>
+              <w:t xml:space="preserve">来源标识标注、脱敏校验</w:t>
+            </w:r>
+          </w:p>
+        </w:tc>
+        <w:tc>
+          <w:tcPr>
+            <w:tcBorders>
+              <w:top w:val="single" w:sz="1" w:space="0" w:color="000000"/>
+              <w:bottom w:val="single" w:sz="1" w:space="0" w:color="000000"/>
+              <w:left w:val="single" w:sz="1" w:space="0" w:color="000000"/>
+              <w:right w:val="single" w:sz="1" w:space="0" w:color="000000"/>
+            </w:tcBorders>
+          </w:tcPr>
+          <w:p>
+            <w:pPr>
+              <w:spacing w:lineRule="auto"/>
+            </w:pPr>
+            <w:r>
+              <w:rPr/>
+              <w:t xml:space="preserve">带标识与脱敏约束的结果数据</w:t>
+            </w:r>
+          </w:p>
+        </w:tc>
+      </w:tr>
+    </w:tbl>
+    <w:p>
+      <w:pPr>
+        <w:spacing w:lineRule="auto"/>
+      </w:pPr>
+      <w:r>
+        <w:rPr/>
+      </w:r>
+    </w:p>
+    <w:p>
+      <w:pPr>
+        <w:spacing w:lineRule="auto"/>
+      </w:pPr>
+      <w:r>
+        <w:rPr/>
+        <w:t xml:space="preserve">流程回环机制：S104任一阶段生成失败时，保留已选教学模型状态并支持一键重试，重试仅重新执行S104；教师切换病例或数据源时，系统自动清空推荐结果、已选模型与教案草稿，流程状态整体重置后重新从S101执行。全流程以数据库为状态载体，任何步骤的中断均可依据持久化状态定位并恢复。</w:t>
+      </w:r>
+    </w:p>
+    <w:p>
+      <w:pPr>
+        <w:spacing w:lineRule="auto"/>
+      </w:pPr>
+      <w:r>
+        <w:rPr>
+          <w:b/>
+        </w:rPr>
         <w:t xml:space="preserve">S101：多维输入的采集与提示词组装。</w:t>
       </w:r>
     </w:p>
@@ -766,7 +1344,7 @@
       </w:pPr>
       <w:r>
         <w:rPr/>
-        <w:t xml:space="preserve">多维信息在教案创建五步向导的前两步中完成采集，推荐请求在教师进入“AI 推荐教学模型”步骤时自动触发，无需单独点击推荐按钮。各维度的采集与组装方式如下：</w:t>
+        <w:t xml:space="preserve">本步骤为流程起点，输入为病例标识、学情枚举值与教学目标三元数据，输出为完整推荐提示词与推荐请求上下文。多维信息在教案创建五步向导的前两步中完成采集，推荐请求在教师进入“AI 推荐教学模型”步骤时自动触发，无需单独点击推荐按钮。各维度的采集与组装方式如下：</w:t>
       </w:r>
     </w:p>
     <w:p>
@@ -862,6 +1440,15 @@
       </w:pPr>
       <w:r>
         <w:rPr/>
+        <w:t xml:space="preserve">本步骤以S101输出的完整推荐提示词为输入，输出结构化推荐结果（首推模型、备选模型列表与分析摘要），作为S103的输入。</w:t>
+      </w:r>
+    </w:p>
+    <w:p>
+      <w:pPr>
+        <w:spacing w:lineRule="auto"/>
+      </w:pPr>
+      <w:r>
+        <w:rPr/>
         <w:t xml:space="preserve">（a）</w:t>
       </w:r>
       <w:r>
@@ -998,6 +1585,15 @@
       </w:pPr>
       <w:r>
         <w:rPr/>
+        <w:t xml:space="preserve">本步骤以S102输出的结构化推荐结果为输入，输出教师确认的教学模型标识teachingModel并持久化，作为S104的输入。</w:t>
+      </w:r>
+    </w:p>
+    <w:p>
+      <w:pPr>
+        <w:spacing w:lineRule="auto"/>
+      </w:pPr>
+      <w:r>
+        <w:rPr/>
         <w:t xml:space="preserve">（a）</w:t>
       </w:r>
       <w:r>
@@ -1118,6 +1714,15 @@
       </w:pPr>
       <w:r>
         <w:rPr/>
+        <w:t xml:space="preserve">本步骤以S103输出的教学模型标识teachingModel为输入，输出教案生成请求（变量映射表）并驱动教案生成流程，教案草稿与生成状态落库保存。</w:t>
+      </w:r>
+    </w:p>
+    <w:p>
+      <w:pPr>
+        <w:spacing w:lineRule="auto"/>
+      </w:pPr>
+      <w:r>
+        <w:rPr/>
         <w:t xml:space="preserve">（a）</w:t>
       </w:r>
       <w:r>
@@ -1186,6 +1791,15 @@
       </w:pPr>
       <w:r>
         <w:rPr/>
+        <w:t xml:space="preserve">本步骤为贯穿S101至S104的并行支撑步骤，对各步骤输出结果统一附加来源标识与脱敏约束。</w:t>
+      </w:r>
+    </w:p>
+    <w:p>
+      <w:pPr>
+        <w:spacing w:lineRule="auto"/>
+      </w:pPr>
+      <w:r>
+        <w:rPr/>
         <w:t xml:space="preserve">（a）</w:t>
       </w:r>
       <w:r>
@@ -1243,43 +1857,61 @@
       </w:pPr>
       <w:r>
         <w:rPr/>
-        <w:t xml:space="preserve">第一，首次将教学目标、学情层次和病例特征三类异构信息统一编码为LLM可消费的Prompt上下文，实现了从多维输入到教学模型的端到端智能映射。传统方案要么依赖教师凭经验在1-2种熟悉模型中做选择，要么用纯规则引擎面对指数增长的if-else分支。本发明在三元输入和五类教学模型之间引入了LLM语义推理层，使模型能综合考虑教学方向、学员认知水平和病例复杂度之间的交互关系，从五种模型中选出最优者。</w:t>
-      </w:r>
-    </w:p>
-    <w:p>
-      <w:pPr>
-        <w:spacing w:lineRule="auto"/>
-      </w:pPr>
-      <w:r>
-        <w:rPr/>
-        <w:t xml:space="preserve">第二，三层推荐输出结构使得推理过程完整透明。首推模型附带的推荐理由按“病例特征→教学目标匹配→学情适配→模型应用路径”四段结构化输出，各段均须引用具体病例与学情依据（如“本例为急危重症”“规培二年级学员已具备初步独立推理能力”）；备选模型的对比说明按“核心差异→取舍考量”两段阐述，明确指出放弃首选改用备选的典型场景与代价权衡（如“PBL要求学员具有较强的自学能力和基础知识储备，当前实习生阶段尚不具备”）。教师获得的不是一句结论，而是一份可供审视和验证的推荐分析。</w:t>
-      </w:r>
-    </w:p>
-    <w:p>
-      <w:pPr>
-        <w:spacing w:lineRule="auto"/>
-      </w:pPr>
-      <w:r>
-        <w:rPr/>
-        <w:t xml:space="preserve">第三，LLM对自由文本的教学目的具有语义级的理解能力，超越了关键词匹配方案。当教师输入"急性心梗的处理"时，LLM能识别"急性"一词隐含的时间紧迫性信号，进而倾向推荐侧重快速临床决策的SNAPPS模型；当输入"系统掌握高血压管理"时，则倾向推荐结构化授课的BOPPPS模型。这种对自然语言微妙差异的捕捉能力是规则引擎和关键词匹配方案无法实现的。</w:t>
-      </w:r>
-    </w:p>
-    <w:p>
-      <w:pPr>
-        <w:spacing w:lineRule="auto"/>
-      </w:pPr>
-      <w:r>
-        <w:rPr/>
-        <w:t xml:space="preserve">第四，推荐结果直接嵌入教案生成工作流。教师确认的teachingModel值自动注入教案生成管线的Prompt变量映射表，教案生成阶段根据该值动态查询对应的模型专属生成模板；生成任一阶段失败时保留已选模型并支持一键重试，切换病例或数据源时自动重置推荐与生成状态。推荐不再是孤立环节，而是教案生成流程的有机组成部分。</w:t>
-      </w:r>
-    </w:p>
-    <w:p>
-      <w:pPr>
-        <w:spacing w:lineRule="auto"/>
-      </w:pPr>
-      <w:r>
-        <w:rPr/>
-        <w:t xml:space="preserve">第五，教师在AI推荐的辅助下始终保有最终选择权，体现了“AI辅助但不替代”的设计立场。前端以红色“AI 首推”标签与卡片样式明确区分AI推荐内容，手动选择下拉框列出全部五种模型供教师任意选取，AI推荐仅提供决策参考。</w:t>
+        <w:t xml:space="preserve">第一，本发明提供了一种可编排、可恢复、可审计的自动化工件流构建方法。推荐过程被组织为"采集组装—语义推理—展示确认—生成衔接"四个串行阶段，各阶段以推荐请求对象、推荐结果对象、确认结果对象与生成请求对象四类结构化数据对象为输入输出契约，步骤间的数据关联由对象字段定义显式确定，不再依赖人工转录；各阶段输出对象全部落库持久化，中间结果不丢失，任一步骤失败均可依据持久化状态定位到具体阶段并降级重试；切换病例或数据源时清空全部阶段状态整体重置，克服了单次调用式LLM应用中"环节脱节、结果不可追溯、中断后无法恢复、残留状态污染新流程"的缺陷。</w:t>
+      </w:r>
+    </w:p>
+    <w:p>
+      <w:pPr>
+        <w:spacing w:lineRule="auto"/>
+      </w:pPr>
+      <w:r>
+        <w:rPr/>
+        <w:t xml:space="preserve">第二，三元异构输入被封装为统一结构的推荐请求数据对象，实现从多维输入到教学模型的端到端映射。传统方案要么依赖教师凭经验在1-2种熟悉模型中做选择，要么用纯规则引擎面对指数增长的if-else分支。本发明由采集组装阶段将教学目标、学情层次和病例特征封装为推荐请求对象，交由语义推理阶段综合处理教学方向、学员认知水平和病例复杂度之间的交互关系，从五种模型中选出最优者。</w:t>
+      </w:r>
+    </w:p>
+    <w:p>
+      <w:pPr>
+        <w:spacing w:lineRule="auto"/>
+      </w:pPr>
+      <w:r>
+        <w:rPr/>
+        <w:t xml:space="preserve">第三，三层推荐输出结构使得推理过程完整透明。首推模型附带的推荐理由按“病例特征→教学目标匹配→学情适配→模型应用路径”四段结构化输出，各段均须引用具体病例与学情依据（如“本例为急危重症”“规培二年级学员已具备初步独立推理能力”）；备选模型的对比说明按“核心差异→取舍考量”两段阐述，明确指出放弃首选改用备选的典型场景与代价权衡（如“PBL要求学员具有较强的自学能力和基础知识储备，当前实习生阶段尚不具备”）。教师获得的不是一句结论，而是一份可供审视和验证的推荐分析。</w:t>
+      </w:r>
+    </w:p>
+    <w:p>
+      <w:pPr>
+        <w:spacing w:lineRule="auto"/>
+      </w:pPr>
+      <w:r>
+        <w:rPr/>
+        <w:t xml:space="preserve">第四，LLM对自由文本的教学目的具有语义级的理解能力，超越了关键词匹配方案。当教师输入"急性心梗的处理"时，LLM能识别"急性"一词隐含的时间紧迫性信号，进而倾向推荐侧重快速临床决策的SNAPPS模型；当输入"系统掌握高血压管理"时，则倾向推荐结构化授课的BOPPPS模型。这种对自然语言微妙差异的捕捉能力是规则引擎和关键词匹配方案无法实现的。</w:t>
+      </w:r>
+    </w:p>
+    <w:p>
+      <w:pPr>
+        <w:spacing w:lineRule="auto"/>
+      </w:pPr>
+      <w:r>
+        <w:rPr/>
+        <w:t xml:space="preserve">第五，推荐结果直接嵌入教案生成工作流。确认结果对象中的teachingModel值自动注入教案生成管线的变量映射表，教案生成阶段根据该值动态查询对应的模型专属生成模板；生成任一阶段失败时保留已选模型并支持一键重试，切换病例或数据源时自动重置推荐与生成状态。推荐不再是孤立环节，而是教案生成流程的有机组成部分。</w:t>
+      </w:r>
+    </w:p>
+    <w:p>
+      <w:pPr>
+        <w:spacing w:lineRule="auto"/>
+      </w:pPr>
+      <w:r>
+        <w:rPr/>
+        <w:t xml:space="preserve">第六，教师在AI推荐的辅助下始终保有最终选择权，体现了“AI辅助但不替代”的设计立场。前端以红色“AI 首推”标签与卡片样式明确区分AI推荐内容，手动选择下拉框列出全部五种模型供教师任意选取，AI推荐仅提供决策参考。</w:t>
+      </w:r>
+    </w:p>
+    <w:p>
+      <w:pPr>
+        <w:spacing w:lineRule="auto"/>
+      </w:pPr>
+      <w:r>
+        <w:rPr/>
+        <w:t xml:space="preserve">第七，流程中的数据对象契约与状态持久化机制，使本方法区别于依赖LLM自报告和单次调用的现有方案。</w:t>
       </w:r>
     </w:p>
     <w:p>
@@ -1746,43 +2378,61 @@
       </w:r>
       <w:r>
         <w:rPr/>
-        <w:t xml:space="preserve">：一种基于多维输入的AI教学模型自动推荐方法，其特征在于，包括以下步骤：</w:t>
-      </w:r>
-    </w:p>
-    <w:p>
-      <w:pPr>
-        <w:spacing w:lineRule="auto"/>
-      </w:pPr>
-      <w:r>
-        <w:rPr/>
-        <w:t xml:space="preserve">S1：采集教师输入的三类维度信息——教学目标（教学方向枚举多选+教学目的自由文本+知识范围）、学情层次（五级枚举）、病例特征（从病例完整资料表加载完整脱敏病例资料），通过直接文本拼接方式将病例资料、教学目标和提示词模板拼接为完整推荐提示词；</w:t>
-      </w:r>
-    </w:p>
-    <w:p>
-      <w:pPr>
-        <w:spacing w:lineRule="auto"/>
-      </w:pPr>
-      <w:r>
-        <w:rPr/>
-        <w:t xml:space="preserve">S2：从数据库提示词模板表加载模型推荐提示词模板（model-recommend），将组装后的推荐提示词作为唯一用户消息流式发送至大语言模型（限时60秒），调用模型进行五模型全量语义匹配、跨维度综合权衡和对比分析，模型按Markdown结构化格式输出推荐结果；</w:t>
-      </w:r>
-    </w:p>
-    <w:p>
-      <w:pPr>
-        <w:spacing w:lineRule="auto"/>
-      </w:pPr>
-      <w:r>
-        <w:rPr/>
-        <w:t xml:space="preserve">S3：解析大语言模型返回的Markdown格式推荐结果，按章节标题切分并提取加粗字段与列表项，组装为三层推荐结构——首推模型（推荐理由按“病例特征→教学目标匹配→学情适配→模型应用路径”四段结构化输出，并附适用场景列表）、备选模型列表（2至3个，各含按“核心差异→取舍考量”两段输出的对比说明与适用场景列表）、分析摘要（按“病例特点→目标要求→学情约束→推荐结论”四段输出）。</w:t>
-      </w:r>
-    </w:p>
-    <w:p>
-      <w:pPr>
-        <w:spacing w:lineRule="auto"/>
-      </w:pPr>
-      <w:r>
-        <w:rPr/>
-        <w:t xml:space="preserve">S4：将教师确认的教学模型名称注入教案生成管线，教案生成阶段根据该名称动态匹配对应的模型专属生成模板，实现推荐结果到教案生成的无缝衔接，生成失败可一键重试，切换病例或数据源时自动重置推荐与生成状态。</w:t>
+        <w:t xml:space="preserve">：一种基于多维输入的AI教学模型自动推荐流程构建方法，其特征在于，包括以下步骤：</w:t>
+      </w:r>
+    </w:p>
+    <w:p>
+      <w:pPr>
+        <w:spacing w:lineRule="auto"/>
+      </w:pPr>
+      <w:r>
+        <w:rPr/>
+        <w:t xml:space="preserve">S1：构建流程数据对象契约与持久化载体——定义推荐请求对象、推荐结果对象、确认结果对象与生成请求对象四类结构化数据对象及其字段结构，作为流程各阶段之间的输入输出契约，并在数据库中建立对应的持久化存储；</w:t>
+      </w:r>
+    </w:p>
+    <w:p>
+      <w:pPr>
+        <w:spacing w:lineRule="auto"/>
+      </w:pPr>
+      <w:r>
+        <w:rPr/>
+        <w:t xml:space="preserve">S2：编排采集组装阶段——采集教师输入的三元信息（教学目标、学情层次、病例特征），组装为推荐请求对象并持久化，输出推荐请求对象实例作为S3的输入；</w:t>
+      </w:r>
+    </w:p>
+    <w:p>
+      <w:pPr>
+        <w:spacing w:lineRule="auto"/>
+      </w:pPr>
+      <w:r>
+        <w:rPr/>
+        <w:t xml:space="preserve">S3：编排语义推理阶段——以S2输出的推荐请求对象实例为唯一输入，从数据库提示词模板表加载模型推荐提示词模板，调用大语言模型执行五模型全量语义匹配、跨维度综合权衡与对比分析，将模型返回的Markdown文本解析为推荐结果对象（首推模型、备选模型列表与分析摘要）并持久化，输出推荐结果对象实例作为S4的输入；</w:t>
+      </w:r>
+    </w:p>
+    <w:p>
+      <w:pPr>
+        <w:spacing w:lineRule="auto"/>
+      </w:pPr>
+      <w:r>
+        <w:rPr/>
+        <w:t xml:space="preserve">S4：编排展示确认阶段——以S3输出的推荐结果对象实例驱动前端三层展示与教师交互，将教师确认的教学模型标识固化为确认结果对象并持久化，输出确认结果对象实例作为S5的输入；</w:t>
+      </w:r>
+    </w:p>
+    <w:p>
+      <w:pPr>
+        <w:spacing w:lineRule="auto"/>
+      </w:pPr>
+      <w:r>
+        <w:rPr/>
+        <w:t xml:space="preserve">S5：编排生成衔接阶段——以S4输出的确认结果对象实例为输入，将教学模型标识与病例摘要、学情等参数组成变量映射表，构造生成请求对象注入教案生成管线，实现推荐结果到教案生成的无缝衔接；</w:t>
+      </w:r>
+    </w:p>
+    <w:p>
+      <w:pPr>
+        <w:spacing w:lineRule="auto"/>
+      </w:pPr>
+      <w:r>
+        <w:rPr/>
+        <w:t xml:space="preserve">S6：流程状态管理与恢复——各阶段输出对象随流程状态持久化，任一步骤失败依据持久化状态定位失败阶段并支持降级重试；切换病例或数据源时清空全部阶段数据对象并重置流程状态后，重新执行S2至S5。</w:t>
       </w:r>
     </w:p>
     <w:p>
@@ -1797,15 +2447,7 @@
       </w:r>
       <w:r>
         <w:rPr/>
-        <w:t xml:space="preserve">：根据权利要求1所述的方法，其特征在于，步骤S2中LLM从教师输入的</w:t>
-      </w:r>
-      <w:r>
-        <w:rPr/>
-        <w:t xml:space="preserve">objectiveText</w:t>
-      </w:r>
-      <w:r>
-        <w:rPr/>
-        <w:t xml:space="preserve">自由文本中提取隐含的教学需求信号——包括时间紧迫性（→推荐SNAPPS）、零基础学情（→推荐BOPPPS）、自主学习能力培养（→推荐翻转课堂），该语义理解能力超越关键词匹配方案。</w:t>
+        <w:t xml:space="preserve">：根据权利要求1所述的方法，其特征在于，步骤S2中推荐请求对象的组装方式为：依据病例标识查询病例完整资料表加载完整脱敏病例资料文本，将病例资料段、教学目标段（依次列出学情、教学方向、教学目的，知识范围仅在填写时追加）与模板全文以三段式直接文本拼接为完整推荐提示词，作为推荐请求对象的提示词字段。</w:t>
       </w:r>
     </w:p>
     <w:p>
@@ -1820,7 +2462,7 @@
       </w:r>
       <w:r>
         <w:rPr/>
-        <w:t xml:space="preserve">：根据权利要求1所述的方法，其特征在于，步骤S3输出的备选模型对比说明按“核心差异→取舍考量”两段输出，取舍考量须说明放弃首选模型改用该备选模型的典型场景与代价权衡（如“PBL需要学员具备一定的自主学习能力和基础知识储备，当前学员层次尚不具备”），而非笼统的模型定义介绍。</w:t>
+        <w:t xml:space="preserve">：根据权利要求1所述的方法，其特征在于，步骤S3中推荐结果对象的解析方式为：按Markdown三级标题切分模型返回文本，识别"首选模型""其他可选模型"与"推荐分析摘要"章节，通过正则表达式提取加粗字段与列表项，组装为首推模型（推荐理由按"病例特征→教学目标匹配→学情适配→模型应用路径"四段结构化输出并附适用场景列表）、备选模型列表（2至3个，各含按"核心差异→取舍考量"两段输出的对比说明与适用场景列表）与分析摘要（按"病例特点→目标要求→学情约束→推荐结论"四段输出）。</w:t>
       </w:r>
     </w:p>
     <w:p>
@@ -1835,7 +2477,7 @@
       </w:r>
       <w:r>
         <w:rPr/>
-        <w:t xml:space="preserve">：根据权利要求1所述的方法，其特征在于，步骤S4中教案生成管线根据teachingModel值动态查询对应的模型专属生成模板；生成任一阶段失败时保留已选模型并支持一键重试，切换病例或数据源时自动重置推荐结果、已选模型与教案草稿。</w:t>
+        <w:t xml:space="preserve">：根据权利要求1所述的方法，其特征在于，步骤S3中大语言模型从教学目的自由文本中提取隐含的教学需求信号——包括时间紧迫性（→推荐SNAPPS）、零基础学情（→推荐BOPPPS）、自主学习能力培养（→推荐翻转课堂），并对三个维度信号不一致的场景进行跨维度综合权衡。</w:t>
       </w:r>
     </w:p>
     <w:p>
@@ -1850,17 +2492,7 @@
       </w:r>
       <w:r>
         <w:rPr/>
-        <w:t xml:space="preserve">：根据权利要求1所述的方法，其特征在于，步骤S3中前端始终提供手动选择下拉框（列出全部五种教学模型），教师可忽略AI推荐从下拉列表中选择任意模型，AI推荐仅提供决策参考。</w:t>
-      </w:r>
-    </w:p>
-    <w:p>
-      <w:pPr>
-        <w:pStyle w:val="Heading3"/>
-        <w:spacing w:lineRule="auto"/>
-      </w:pPr>
-      <w:r>
-        <w:rPr/>
-        <w:t xml:space="preserve">7.2 系统权利要求</w:t>
+        <w:t xml:space="preserve">：根据权利要求1所述的方法，其特征在于，步骤S4中前端始终提供手动选择下拉框（列出全部五种教学模型），教师可忽略AI推荐从下拉列表中选择任意模型；AI推荐失败时前端显示错误提示条并提供重试按钮，同时保留手动选择通道继续后续流程。</w:t>
       </w:r>
     </w:p>
     <w:p>
@@ -1875,53 +2507,17 @@
       </w:r>
       <w:r>
         <w:rPr/>
-        <w:t xml:space="preserve">：一种基于多维输入的AI教学模型自动推荐系统，其特征在于，包括：</w:t>
-      </w:r>
-    </w:p>
-    <w:p>
-      <w:pPr>
-        <w:spacing w:lineRule="auto"/>
-      </w:pPr>
-      <w:r>
-        <w:rPr/>
-        <w:t xml:space="preserve">多维输入采集模块，用于从PATIENT_COMPREHENSIVE_DATA表加载完整脱敏病例资料，并接收教学目标（教学方向枚举+教学目的自由文本+知识范围）和学情层次（五级枚举）；</w:t>
-      </w:r>
-    </w:p>
-    <w:p>
-      <w:pPr>
-        <w:spacing w:lineRule="auto"/>
-      </w:pPr>
-      <w:r>
-        <w:rPr/>
-        <w:t xml:space="preserve">Prompt组装模块（ModelRecommendService），用于通过buildFullPrompt()方法将病例资料、教学目标和从PROMPTTEMPLATE表获取的model-recommend模板直接拼接为完整推荐Prompt；</w:t>
-      </w:r>
-    </w:p>
-    <w:p>
-      <w:pPr>
-        <w:spacing w:lineRule="auto"/>
-      </w:pPr>
-      <w:r>
-        <w:rPr/>
-        <w:t xml:space="preserve">LLM语义推理模块（ModelRecommendAiService），用于接收组装后的推荐Prompt，调用大语言模型进行五模型全量语义匹配和对比分析，返回Markdown格式推荐结果；</w:t>
-      </w:r>
-    </w:p>
-    <w:p>
-      <w:pPr>
-        <w:spacing w:lineRule="auto"/>
-      </w:pPr>
-      <w:r>
-        <w:rPr/>
-        <w:t xml:space="preserve">Markdown解析模块（parseMarkdownResponse），用于按章节标题分割LLM返回的Markdown文本，提取</w:t>
-      </w:r>
-      <w:r>
-        <w:rPr>
-          <w:b/>
-        </w:rPr>
-        <w:t xml:space="preserve">加粗字段</w:t>
-      </w:r>
-      <w:r>
-        <w:rPr/>
-        <w:t xml:space="preserve">和列表项，组装为ModelRecommendResponse结构化推荐结果。</w:t>
+        <w:t xml:space="preserve">：根据权利要求1所述的方法，其特征在于，步骤S5中教案生成管线根据教学模型名称的前缀动态匹配对应的模型专属生成模板，无法识别的名称按原值拼接模板名前缀并保留"模板不存在"的报错便于排查；生成任一阶段失败时保留已选模型状态并支持一键重试，重试仅重新执行生成衔接阶段，切换病例或数据源时自动清空推荐结果对象、确认结果对象与教案草稿。</w:t>
+      </w:r>
+    </w:p>
+    <w:p>
+      <w:pPr>
+        <w:pStyle w:val="Heading3"/>
+        <w:spacing w:lineRule="auto"/>
+      </w:pPr>
+      <w:r>
+        <w:rPr/>
+        <w:t xml:space="preserve">7.2 系统权利要求</w:t>
       </w:r>
     </w:p>
     <w:p>
@@ -1936,7 +2532,85 @@
       </w:r>
       <w:r>
         <w:rPr/>
-        <w:t xml:space="preserve">：根据权利要求6所述的系统，其特征在于，所述Markdown解析模块按"### 首选模型""### 其他可选模型""### 推荐分析摘要"三级标题分割文本，使用正则表达式提取</w:t>
+        <w:t xml:space="preserve">：一种基于多维输入的AI教学模型自动推荐流程构建系统，其特征在于，包括：</w:t>
+      </w:r>
+    </w:p>
+    <w:p>
+      <w:pPr>
+        <w:spacing w:lineRule="auto"/>
+      </w:pPr>
+      <w:r>
+        <w:rPr/>
+        <w:t xml:space="preserve">数据对象契约模块，用于定义推荐请求对象、推荐结果对象、确认结果对象与生成请求对象四类结构化数据对象及其字段结构并持久化存储；</w:t>
+      </w:r>
+    </w:p>
+    <w:p>
+      <w:pPr>
+        <w:spacing w:lineRule="auto"/>
+      </w:pPr>
+      <w:r>
+        <w:rPr/>
+        <w:t xml:space="preserve">采集组装模块（ModelRecommendService），用于采集三元输入信息并组装为推荐请求对象；</w:t>
+      </w:r>
+    </w:p>
+    <w:p>
+      <w:pPr>
+        <w:spacing w:lineRule="auto"/>
+      </w:pPr>
+      <w:r>
+        <w:rPr/>
+        <w:t xml:space="preserve">语义推理模块（ModelRecommendAiService），用于加载提示词模板并调用大语言模型执行五模型全量语义匹配与对比分析，将模型返回的Markdown文本解析为推荐结果对象；</w:t>
+      </w:r>
+    </w:p>
+    <w:p>
+      <w:pPr>
+        <w:spacing w:lineRule="auto"/>
+      </w:pPr>
+      <w:r>
+        <w:rPr/>
+        <w:t xml:space="preserve">Markdown解析模块（parseMarkdownResponse），用于按章节标题分割LLM返回的Markdown文本，提取加粗字段和列表项，组装为推荐结果对象；</w:t>
+      </w:r>
+    </w:p>
+    <w:p>
+      <w:pPr>
+        <w:spacing w:lineRule="auto"/>
+      </w:pPr>
+      <w:r>
+        <w:rPr/>
+        <w:t xml:space="preserve">展示确认模块，用于以推荐结果对象驱动前端三层展示，并将教师确认结果固化为确认结果对象；</w:t>
+      </w:r>
+    </w:p>
+    <w:p>
+      <w:pPr>
+        <w:spacing w:lineRule="auto"/>
+      </w:pPr>
+      <w:r>
+        <w:rPr/>
+        <w:t xml:space="preserve">生成衔接模块，用于依据确认结果对象构造生成请求对象并注入教案生成管线；</w:t>
+      </w:r>
+    </w:p>
+    <w:p>
+      <w:pPr>
+        <w:spacing w:lineRule="auto"/>
+      </w:pPr>
+      <w:r>
+        <w:rPr/>
+        <w:t xml:space="preserve">流程编排模块，用于编排采集组装→语义推理→展示确认→生成衔接四阶段串行执行，管理各阶段数据对象的持久化、失败定位与降级重试、切换输入时的状态重置。</w:t>
+      </w:r>
+    </w:p>
+    <w:p>
+      <w:pPr>
+        <w:spacing w:lineRule="auto"/>
+      </w:pPr>
+      <w:r>
+        <w:rPr>
+          <w:b/>
+        </w:rPr>
+        <w:t xml:space="preserve">权利要求8</w:t>
+      </w:r>
+      <w:r>
+        <w:rPr/>
+        <w:t xml:space="preserve">：根据权利要求7所述的系统，其特征在于，所述Markdown解析模块按"### 首选模型""### 其他可选模型""### 推荐分析摘要"三级标题分割文本，使用正则表达式提取</w:t>
       </w:r>
       <w:r>
         <w:rPr>
@@ -2672,6 +3346,126 @@
             <w:r>
               <w:rPr/>
               <w:t xml:space="preserve">Prompt模板可配置热更新</w:t>
+            </w:r>
+          </w:p>
+        </w:tc>
+      </w:tr>
+      <w:tr>
+        <w:trPr/>
+        <w:tc>
+          <w:tcPr>
+            <w:tcBorders>
+              <w:top w:val="single" w:sz="1" w:space="0" w:color="000000"/>
+              <w:bottom w:val="single" w:sz="1" w:space="0" w:color="000000"/>
+              <w:left w:val="single" w:sz="1" w:space="0" w:color="000000"/>
+              <w:right w:val="single" w:sz="1" w:space="0" w:color="000000"/>
+            </w:tcBorders>
+          </w:tcPr>
+          <w:p>
+            <w:pPr>
+              <w:spacing w:lineRule="auto"/>
+            </w:pPr>
+            <w:r>
+              <w:rPr/>
+              <w:t xml:space="preserve">数据对象契约</w:t>
+            </w:r>
+          </w:p>
+        </w:tc>
+        <w:tc>
+          <w:tcPr>
+            <w:tcBorders>
+              <w:top w:val="single" w:sz="1" w:space="0" w:color="000000"/>
+              <w:bottom w:val="single" w:sz="1" w:space="0" w:color="000000"/>
+              <w:left w:val="single" w:sz="1" w:space="0" w:color="000000"/>
+              <w:right w:val="single" w:sz="1" w:space="0" w:color="000000"/>
+            </w:tcBorders>
+          </w:tcPr>
+          <w:p>
+            <w:pPr>
+              <w:spacing w:lineRule="auto"/>
+            </w:pPr>
+            <w:r>
+              <w:rPr/>
+              <w:t xml:space="preserve">无，环节间依赖人工转录</w:t>
+            </w:r>
+          </w:p>
+        </w:tc>
+        <w:tc>
+          <w:tcPr>
+            <w:tcBorders>
+              <w:top w:val="single" w:sz="1" w:space="0" w:color="000000"/>
+              <w:bottom w:val="single" w:sz="1" w:space="0" w:color="000000"/>
+              <w:left w:val="single" w:sz="1" w:space="0" w:color="000000"/>
+              <w:right w:val="single" w:sz="1" w:space="0" w:color="000000"/>
+            </w:tcBorders>
+          </w:tcPr>
+          <w:p>
+            <w:pPr>
+              <w:spacing w:lineRule="auto"/>
+            </w:pPr>
+            <w:r>
+              <w:rPr/>
+              <w:t xml:space="preserve">四类结构化数据对象定义阶段间输入输出，字段确定关联</w:t>
+            </w:r>
+          </w:p>
+        </w:tc>
+      </w:tr>
+      <w:tr>
+        <w:trPr/>
+        <w:tc>
+          <w:tcPr>
+            <w:tcBorders>
+              <w:top w:val="single" w:sz="1" w:space="0" w:color="000000"/>
+              <w:bottom w:val="single" w:sz="1" w:space="0" w:color="000000"/>
+              <w:left w:val="single" w:sz="1" w:space="0" w:color="000000"/>
+              <w:right w:val="single" w:sz="1" w:space="0" w:color="000000"/>
+            </w:tcBorders>
+          </w:tcPr>
+          <w:p>
+            <w:pPr>
+              <w:spacing w:lineRule="auto"/>
+            </w:pPr>
+            <w:r>
+              <w:rPr/>
+              <w:t xml:space="preserve">流程组织</w:t>
+            </w:r>
+          </w:p>
+        </w:tc>
+        <w:tc>
+          <w:tcPr>
+            <w:tcBorders>
+              <w:top w:val="single" w:sz="1" w:space="0" w:color="000000"/>
+              <w:bottom w:val="single" w:sz="1" w:space="0" w:color="000000"/>
+              <w:left w:val="single" w:sz="1" w:space="0" w:color="000000"/>
+              <w:right w:val="single" w:sz="1" w:space="0" w:color="000000"/>
+            </w:tcBorders>
+          </w:tcPr>
+          <w:p>
+            <w:pPr>
+              <w:spacing w:lineRule="auto"/>
+            </w:pPr>
+            <w:r>
+              <w:rPr/>
+              <w:t xml:space="preserve">单次调用、环节脱节、中间数据不落库</w:t>
+            </w:r>
+          </w:p>
+        </w:tc>
+        <w:tc>
+          <w:tcPr>
+            <w:tcBorders>
+              <w:top w:val="single" w:sz="1" w:space="0" w:color="000000"/>
+              <w:bottom w:val="single" w:sz="1" w:space="0" w:color="000000"/>
+              <w:left w:val="single" w:sz="1" w:space="0" w:color="000000"/>
+              <w:right w:val="single" w:sz="1" w:space="0" w:color="000000"/>
+            </w:tcBorders>
+          </w:tcPr>
+          <w:p>
+            <w:pPr>
+              <w:spacing w:lineRule="auto"/>
+            </w:pPr>
+            <w:r>
+              <w:rPr/>
+              <w:t xml:space="preserve">四阶段串行工件流、数据契约明确、状态持久化可断点恢复</w:t>
             </w:r>
           </w:p>
         </w:tc>
